--- a/kpmg/zpp_forecast_paints/docs/ZFORECAST_Paints_Technical_Handover.docx
+++ b/kpmg/zpp_forecast_paints/docs/ZFORECAST_Paints_Technical_Handover.docx
@@ -2319,13 +2319,7 @@
         <w:t xml:space="preserve"> </w:t>
       </w:r>
       <w:r>
-        <w:t xml:space="preserve">rows for the Paints plants (sales organisation 4000): part of the</w:t>
-      </w:r>
-      <w:r>
-        <w:t xml:space="preserve"> </w:t>
-      </w:r>
-      <w:r>
-        <w:t xml:space="preserve">functional test setup, not confirmed done.</w:t>
+        <w:t xml:space="preserve">rows: not needed for Paints since sales org 4000 is hardcoded.</w:t>
       </w:r>
     </w:p>
     <w:p>
@@ -4033,55 +4027,268 @@
               <w:rPr>
                 <w:rStyle w:val="VerbatimChar"/>
               </w:rPr>
-              <w:t xml:space="preserve">READ_CONFIG</w:t>
-            </w:r>
-          </w:p>
-        </w:tc>
-        <w:tc>
-          <w:tcPr/>
-          <w:p>
-            <w:pPr>
-              <w:pStyle w:val="Compact"/>
-              <w:jc w:val="left"/>
-            </w:pPr>
-            <w:r>
-              <w:rPr>
-                <w:rStyle w:val="VerbatimChar"/>
-              </w:rPr>
-              <w:t xml:space="preserve">ZPPT_FCST_CFG</w:t>
-            </w:r>
-          </w:p>
-        </w:tc>
-        <w:tc>
-          <w:tcPr/>
-          <w:p>
-            <w:pPr>
-              <w:pStyle w:val="Compact"/>
-              <w:jc w:val="left"/>
-            </w:pPr>
-            <w:r>
-              <w:t xml:space="preserve">plants of the run</w:t>
-            </w:r>
-          </w:p>
-        </w:tc>
-        <w:tc>
-          <w:tcPr/>
-          <w:p>
-            <w:pPr>
-              <w:pStyle w:val="Compact"/>
-              <w:jc w:val="left"/>
-            </w:pPr>
-            <w:r>
-              <w:rPr>
-                <w:rStyle w:val="VerbatimChar"/>
-              </w:rPr>
-              <w:t xml:space="preserve">VKORG</w:t>
-            </w:r>
-            <w:r>
-              <w:t xml:space="preserve"> </w:t>
-            </w:r>
-            <w:r>
-              <w:t xml:space="preserve">per plant. A plant without a row gets 4000 and message</w:t>
+              <w:t xml:space="preserve">READ_NAMES</w:t>
+            </w:r>
+          </w:p>
+        </w:tc>
+        <w:tc>
+          <w:tcPr/>
+          <w:p>
+            <w:pPr>
+              <w:pStyle w:val="Compact"/>
+              <w:jc w:val="left"/>
+            </w:pPr>
+            <w:r>
+              <w:rPr>
+                <w:rStyle w:val="VerbatimChar"/>
+              </w:rPr>
+              <w:t xml:space="preserve">T001W</w:t>
+            </w:r>
+          </w:p>
+        </w:tc>
+        <w:tc>
+          <w:tcPr/>
+          <w:p>
+            <w:pPr>
+              <w:pStyle w:val="Compact"/>
+              <w:jc w:val="left"/>
+            </w:pPr>
+            <w:r>
+              <w:t xml:space="preserve">plants</w:t>
+            </w:r>
+          </w:p>
+        </w:tc>
+        <w:tc>
+          <w:tcPr/>
+          <w:p>
+            <w:pPr>
+              <w:pStyle w:val="Compact"/>
+              <w:jc w:val="left"/>
+            </w:pPr>
+            <w:r>
+              <w:rPr>
+                <w:rStyle w:val="VerbatimChar"/>
+              </w:rPr>
+              <w:t xml:space="preserve">NAME1</w:t>
+            </w:r>
+          </w:p>
+        </w:tc>
+      </w:tr>
+      <w:tr>
+        <w:tc>
+          <w:tcPr/>
+          <w:p>
+            <w:pPr>
+              <w:pStyle w:val="Compact"/>
+              <w:jc w:val="left"/>
+            </w:pPr>
+            <w:r>
+              <w:rPr>
+                <w:rStyle w:val="VerbatimChar"/>
+              </w:rPr>
+              <w:t xml:space="preserve">READ_BRANDS</w:t>
+            </w:r>
+          </w:p>
+        </w:tc>
+        <w:tc>
+          <w:tcPr/>
+          <w:p>
+            <w:pPr>
+              <w:pStyle w:val="Compact"/>
+              <w:jc w:val="left"/>
+            </w:pPr>
+            <w:r>
+              <w:rPr>
+                <w:rStyle w:val="VerbatimChar"/>
+              </w:rPr>
+              <w:t xml:space="preserve">ZPPT_BRAND</w:t>
+            </w:r>
+          </w:p>
+        </w:tc>
+        <w:tc>
+          <w:tcPr/>
+          <w:p>
+            <w:pPr>
+              <w:pStyle w:val="Compact"/>
+              <w:jc w:val="left"/>
+            </w:pPr>
+            <w:r>
+              <w:t xml:space="preserve">plant + material</w:t>
+            </w:r>
+          </w:p>
+        </w:tc>
+        <w:tc>
+          <w:tcPr/>
+          <w:p>
+            <w:pPr>
+              <w:pStyle w:val="Compact"/>
+              <w:jc w:val="left"/>
+            </w:pPr>
+            <w:r>
+              <w:rPr>
+                <w:rStyle w:val="VerbatimChar"/>
+              </w:rPr>
+              <w:t xml:space="preserve">BRAND</w:t>
+            </w:r>
+          </w:p>
+        </w:tc>
+      </w:tr>
+      <w:tr>
+        <w:tc>
+          <w:tcPr/>
+          <w:p>
+            <w:pPr>
+              <w:pStyle w:val="Compact"/>
+              <w:jc w:val="left"/>
+            </w:pPr>
+            <w:r>
+              <w:rPr>
+                <w:rStyle w:val="VerbatimChar"/>
+              </w:rPr>
+              <w:t xml:space="preserve">READ_MARA</w:t>
+            </w:r>
+          </w:p>
+        </w:tc>
+        <w:tc>
+          <w:tcPr/>
+          <w:p>
+            <w:pPr>
+              <w:pStyle w:val="Compact"/>
+              <w:jc w:val="left"/>
+            </w:pPr>
+            <w:r>
+              <w:rPr>
+                <w:rStyle w:val="VerbatimChar"/>
+              </w:rPr>
+              <w:t xml:space="preserve">MARA</w:t>
+            </w:r>
+          </w:p>
+        </w:tc>
+        <w:tc>
+          <w:tcPr/>
+          <w:p>
+            <w:pPr>
+              <w:pStyle w:val="Compact"/>
+              <w:jc w:val="left"/>
+            </w:pPr>
+            <w:r>
+              <w:t xml:space="preserve">materials</w:t>
+            </w:r>
+          </w:p>
+        </w:tc>
+        <w:tc>
+          <w:tcPr/>
+          <w:p>
+            <w:pPr>
+              <w:pStyle w:val="Compact"/>
+              <w:jc w:val="left"/>
+            </w:pPr>
+            <w:r>
+              <w:rPr>
+                <w:rStyle w:val="VerbatimChar"/>
+              </w:rPr>
+              <w:t xml:space="preserve">MEINS</w:t>
+            </w:r>
+            <w:r>
+              <w:t xml:space="preserve">,</w:t>
+            </w:r>
+            <w:r>
+              <w:t xml:space="preserve"> </w:t>
+            </w:r>
+            <w:r>
+              <w:rPr>
+                <w:rStyle w:val="VerbatimChar"/>
+              </w:rPr>
+              <w:t xml:space="preserve">BRGEW</w:t>
+            </w:r>
+            <w:r>
+              <w:t xml:space="preserve">,</w:t>
+            </w:r>
+            <w:r>
+              <w:t xml:space="preserve"> </w:t>
+            </w:r>
+            <w:r>
+              <w:rPr>
+                <w:rStyle w:val="VerbatimChar"/>
+              </w:rPr>
+              <w:t xml:space="preserve">GEWEI</w:t>
+            </w:r>
+          </w:p>
+        </w:tc>
+      </w:tr>
+      <w:tr>
+        <w:tc>
+          <w:tcPr/>
+          <w:p>
+            <w:pPr>
+              <w:pStyle w:val="Compact"/>
+              <w:jc w:val="left"/>
+            </w:pPr>
+            <w:r>
+              <w:rPr>
+                <w:rStyle w:val="VerbatimChar"/>
+              </w:rPr>
+              <w:t xml:space="preserve">READ_PACK_SIZES</w:t>
+            </w:r>
+          </w:p>
+        </w:tc>
+        <w:tc>
+          <w:tcPr/>
+          <w:p>
+            <w:pPr>
+              <w:pStyle w:val="Compact"/>
+              <w:jc w:val="left"/>
+            </w:pPr>
+            <w:r>
+              <w:rPr>
+                <w:rStyle w:val="VerbatimChar"/>
+              </w:rPr>
+              <w:t xml:space="preserve">MARM</w:t>
+            </w:r>
+          </w:p>
+        </w:tc>
+        <w:tc>
+          <w:tcPr/>
+          <w:p>
+            <w:pPr>
+              <w:pStyle w:val="Compact"/>
+              <w:jc w:val="left"/>
+            </w:pPr>
+            <w:r>
+              <w:t xml:space="preserve">materials,</w:t>
+            </w:r>
+            <w:r>
+              <w:t xml:space="preserve"> </w:t>
+            </w:r>
+            <w:r>
+              <w:rPr>
+                <w:rStyle w:val="VerbatimChar"/>
+              </w:rPr>
+              <w:t xml:space="preserve">MEINH IN (L, ML, KG, G)</w:t>
+            </w:r>
+          </w:p>
+        </w:tc>
+        <w:tc>
+          <w:tcPr/>
+          <w:p>
+            <w:pPr>
+              <w:pStyle w:val="Compact"/>
+              <w:jc w:val="left"/>
+            </w:pPr>
+            <w:r>
+              <w:t xml:space="preserve">first unit in that preference order that is not the material’s base unit; pack =</w:t>
+            </w:r>
+            <w:r>
+              <w:t xml:space="preserve"> </w:t>
+            </w:r>
+            <w:r>
+              <w:rPr>
+                <w:rStyle w:val="VerbatimChar"/>
+              </w:rPr>
+              <w:t xml:space="preserve">UMREN / UMREZ</w:t>
+            </w:r>
+            <w:r>
+              <w:t xml:space="preserve">; ML and G divided by 1000. Unit codes assumed as internal MSEHI values —</w:t>
             </w:r>
             <w:r>
               <w:t xml:space="preserve"> </w:t>
@@ -4091,22 +4298,10 @@
                 <w:bCs/>
                 <w:b/>
               </w:rPr>
-              <w:t xml:space="preserve">018</w:t>
-            </w:r>
-            <w:r>
-              <w:t xml:space="preserve"> </w:t>
-            </w:r>
-            <w:r>
-              <w:t xml:space="preserve">(W) is appended to</w:t>
-            </w:r>
-            <w:r>
-              <w:t xml:space="preserve"> </w:t>
-            </w:r>
-            <w:r>
-              <w:rPr>
-                <w:rStyle w:val="VerbatimChar"/>
-              </w:rPr>
-              <w:t xml:space="preserve">ct_msg</w:t>
+              <w:t xml:space="preserve">query M5</w:t>
+            </w:r>
+            <w:r>
+              <w:t xml:space="preserve">. The preference list is a small internal table at the top of the method</w:t>
             </w:r>
           </w:p>
         </w:tc>
@@ -4123,49 +4318,147 @@
               <w:rPr>
                 <w:rStyle w:val="VerbatimChar"/>
               </w:rPr>
-              <w:t xml:space="preserve">READ_NAMES</w:t>
-            </w:r>
-          </w:p>
-        </w:tc>
-        <w:tc>
-          <w:tcPr/>
-          <w:p>
-            <w:pPr>
-              <w:pStyle w:val="Compact"/>
-              <w:jc w:val="left"/>
-            </w:pPr>
-            <w:r>
-              <w:rPr>
-                <w:rStyle w:val="VerbatimChar"/>
-              </w:rPr>
-              <w:t xml:space="preserve">T001W</w:t>
-            </w:r>
-          </w:p>
-        </w:tc>
-        <w:tc>
-          <w:tcPr/>
-          <w:p>
-            <w:pPr>
-              <w:pStyle w:val="Compact"/>
-              <w:jc w:val="left"/>
-            </w:pPr>
-            <w:r>
-              <w:t xml:space="preserve">plants</w:t>
-            </w:r>
-          </w:p>
-        </w:tc>
-        <w:tc>
-          <w:tcPr/>
-          <w:p>
-            <w:pPr>
-              <w:pStyle w:val="Compact"/>
-              <w:jc w:val="left"/>
-            </w:pPr>
-            <w:r>
-              <w:rPr>
-                <w:rStyle w:val="VerbatimChar"/>
-              </w:rPr>
-              <w:t xml:space="preserve">NAME1</w:t>
+              <w:t xml:space="preserve">READ_SALES_VIEW</w:t>
+            </w:r>
+          </w:p>
+        </w:tc>
+        <w:tc>
+          <w:tcPr/>
+          <w:p>
+            <w:pPr>
+              <w:pStyle w:val="Compact"/>
+              <w:jc w:val="left"/>
+            </w:pPr>
+            <w:r>
+              <w:rPr>
+                <w:rStyle w:val="VerbatimChar"/>
+              </w:rPr>
+              <w:t xml:space="preserve">MVKE</w:t>
+            </w:r>
+          </w:p>
+        </w:tc>
+        <w:tc>
+          <w:tcPr/>
+          <w:p>
+            <w:pPr>
+              <w:pStyle w:val="Compact"/>
+              <w:jc w:val="left"/>
+            </w:pPr>
+            <w:r>
+              <w:t xml:space="preserve">materials,</w:t>
+            </w:r>
+            <w:r>
+              <w:t xml:space="preserve"> </w:t>
+            </w:r>
+            <w:r>
+              <w:rPr>
+                <w:rStyle w:val="VerbatimChar"/>
+              </w:rPr>
+              <w:t xml:space="preserve">VKORG = '4000'</w:t>
+            </w:r>
+            <w:r>
+              <w:t xml:space="preserve"> </w:t>
+            </w:r>
+            <w:r>
+              <w:t xml:space="preserve">(</w:t>
+            </w:r>
+            <w:r>
+              <w:rPr>
+                <w:rStyle w:val="VerbatimChar"/>
+              </w:rPr>
+              <w:t xml:space="preserve">GC_VKORG</w:t>
+            </w:r>
+            <w:r>
+              <w:t xml:space="preserve">, hardcoded as FS row 91 states, Arnav 22/10/26)</w:t>
+            </w:r>
+          </w:p>
+        </w:tc>
+        <w:tc>
+          <w:tcPr/>
+          <w:p>
+            <w:pPr>
+              <w:pStyle w:val="Compact"/>
+              <w:jc w:val="left"/>
+            </w:pPr>
+            <w:r>
+              <w:rPr>
+                <w:rStyle w:val="VerbatimChar"/>
+              </w:rPr>
+              <w:t xml:space="preserve">MVGR1..5</w:t>
+            </w:r>
+            <w:r>
+              <w:t xml:space="preserve"> </w:t>
+            </w:r>
+            <w:r>
+              <w:t xml:space="preserve">and</w:t>
+            </w:r>
+            <w:r>
+              <w:t xml:space="preserve"> </w:t>
+            </w:r>
+            <w:r>
+              <w:rPr>
+                <w:rStyle w:val="VerbatimChar"/>
+              </w:rPr>
+              <w:t xml:space="preserve">AUMNG</w:t>
+            </w:r>
+            <w:r>
+              <w:t xml:space="preserve">, one row per material (first distribution channel). The groups</w:t>
+            </w:r>
+            <w:r>
+              <w:t xml:space="preserve"> </w:t>
+            </w:r>
+            <w:r>
+              <w:rPr>
+                <w:bCs/>
+                <w:b/>
+              </w:rPr>
+              <w:t xml:space="preserve">overwrite</w:t>
+            </w:r>
+            <w:r>
+              <w:t xml:space="preserve"> </w:t>
+            </w:r>
+            <w:r>
+              <w:t xml:space="preserve">what the engine read with its own sales org;</w:t>
+            </w:r>
+            <w:r>
+              <w:t xml:space="preserve"> </w:t>
+            </w:r>
+            <w:r>
+              <w:rPr>
+                <w:rStyle w:val="VerbatimChar"/>
+              </w:rPr>
+              <w:t xml:space="preserve">AUMNG</w:t>
+            </w:r>
+            <w:r>
+              <w:t xml:space="preserve"> </w:t>
+            </w:r>
+            <w:r>
+              <w:t xml:space="preserve">is taken only where</w:t>
+            </w:r>
+            <w:r>
+              <w:t xml:space="preserve"> </w:t>
+            </w:r>
+            <w:r>
+              <w:rPr>
+                <w:rStyle w:val="VerbatimChar"/>
+              </w:rPr>
+              <w:t xml:space="preserve">MVGR1</w:t>
+            </w:r>
+            <w:r>
+              <w:t xml:space="preserve"> </w:t>
+            </w:r>
+            <w:r>
+              <w:t xml:space="preserve">is filled —</w:t>
+            </w:r>
+            <w:r>
+              <w:t xml:space="preserve"> </w:t>
+            </w:r>
+            <w:r>
+              <w:rPr>
+                <w:bCs/>
+                <w:b/>
+              </w:rPr>
+              <w:t xml:space="preserve">query Q2</w:t>
             </w:r>
           </w:p>
         </w:tc>
@@ -4182,318 +4475,55 @@
               <w:rPr>
                 <w:rStyle w:val="VerbatimChar"/>
               </w:rPr>
-              <w:t xml:space="preserve">READ_BRANDS</w:t>
-            </w:r>
-          </w:p>
-        </w:tc>
-        <w:tc>
-          <w:tcPr/>
-          <w:p>
-            <w:pPr>
-              <w:pStyle w:val="Compact"/>
-              <w:jc w:val="left"/>
-            </w:pPr>
-            <w:r>
-              <w:rPr>
-                <w:rStyle w:val="VerbatimChar"/>
-              </w:rPr>
-              <w:t xml:space="preserve">ZPPT_BRAND</w:t>
-            </w:r>
-          </w:p>
-        </w:tc>
-        <w:tc>
-          <w:tcPr/>
-          <w:p>
-            <w:pPr>
-              <w:pStyle w:val="Compact"/>
-              <w:jc w:val="left"/>
-            </w:pPr>
-            <w:r>
-              <w:t xml:space="preserve">plant + material</w:t>
-            </w:r>
-          </w:p>
-        </w:tc>
-        <w:tc>
-          <w:tcPr/>
-          <w:p>
-            <w:pPr>
-              <w:pStyle w:val="Compact"/>
-              <w:jc w:val="left"/>
-            </w:pPr>
-            <w:r>
-              <w:rPr>
-                <w:rStyle w:val="VerbatimChar"/>
-              </w:rPr>
-              <w:t xml:space="preserve">BRAND</w:t>
-            </w:r>
-          </w:p>
-        </w:tc>
-      </w:tr>
-      <w:tr>
-        <w:tc>
-          <w:tcPr/>
-          <w:p>
-            <w:pPr>
-              <w:pStyle w:val="Compact"/>
-              <w:jc w:val="left"/>
-            </w:pPr>
-            <w:r>
-              <w:rPr>
-                <w:rStyle w:val="VerbatimChar"/>
-              </w:rPr>
-              <w:t xml:space="preserve">READ_MARA</w:t>
-            </w:r>
-          </w:p>
-        </w:tc>
-        <w:tc>
-          <w:tcPr/>
-          <w:p>
-            <w:pPr>
-              <w:pStyle w:val="Compact"/>
-              <w:jc w:val="left"/>
-            </w:pPr>
-            <w:r>
-              <w:rPr>
-                <w:rStyle w:val="VerbatimChar"/>
-              </w:rPr>
-              <w:t xml:space="preserve">MARA</w:t>
-            </w:r>
-          </w:p>
-        </w:tc>
-        <w:tc>
-          <w:tcPr/>
-          <w:p>
-            <w:pPr>
-              <w:pStyle w:val="Compact"/>
-              <w:jc w:val="left"/>
-            </w:pPr>
-            <w:r>
-              <w:t xml:space="preserve">materials</w:t>
-            </w:r>
-          </w:p>
-        </w:tc>
-        <w:tc>
-          <w:tcPr/>
-          <w:p>
-            <w:pPr>
-              <w:pStyle w:val="Compact"/>
-              <w:jc w:val="left"/>
-            </w:pPr>
-            <w:r>
-              <w:rPr>
-                <w:rStyle w:val="VerbatimChar"/>
-              </w:rPr>
-              <w:t xml:space="preserve">MEINS</w:t>
-            </w:r>
-            <w:r>
-              <w:t xml:space="preserve">,</w:t>
-            </w:r>
-            <w:r>
-              <w:t xml:space="preserve"> </w:t>
-            </w:r>
-            <w:r>
-              <w:rPr>
-                <w:rStyle w:val="VerbatimChar"/>
-              </w:rPr>
-              <w:t xml:space="preserve">BRGEW</w:t>
-            </w:r>
-            <w:r>
-              <w:t xml:space="preserve">,</w:t>
-            </w:r>
-            <w:r>
-              <w:t xml:space="preserve"> </w:t>
-            </w:r>
-            <w:r>
-              <w:rPr>
-                <w:rStyle w:val="VerbatimChar"/>
-              </w:rPr>
-              <w:t xml:space="preserve">GEWEI</w:t>
-            </w:r>
-          </w:p>
-        </w:tc>
-      </w:tr>
-      <w:tr>
-        <w:tc>
-          <w:tcPr/>
-          <w:p>
-            <w:pPr>
-              <w:pStyle w:val="Compact"/>
-              <w:jc w:val="left"/>
-            </w:pPr>
-            <w:r>
-              <w:rPr>
-                <w:rStyle w:val="VerbatimChar"/>
-              </w:rPr>
-              <w:t xml:space="preserve">READ_PACK_SIZES</w:t>
-            </w:r>
-          </w:p>
-        </w:tc>
-        <w:tc>
-          <w:tcPr/>
-          <w:p>
-            <w:pPr>
-              <w:pStyle w:val="Compact"/>
-              <w:jc w:val="left"/>
-            </w:pPr>
-            <w:r>
-              <w:rPr>
-                <w:rStyle w:val="VerbatimChar"/>
-              </w:rPr>
-              <w:t xml:space="preserve">MARM</w:t>
-            </w:r>
-          </w:p>
-        </w:tc>
-        <w:tc>
-          <w:tcPr/>
-          <w:p>
-            <w:pPr>
-              <w:pStyle w:val="Compact"/>
-              <w:jc w:val="left"/>
-            </w:pPr>
-            <w:r>
-              <w:t xml:space="preserve">materials,</w:t>
-            </w:r>
-            <w:r>
-              <w:t xml:space="preserve"> </w:t>
-            </w:r>
-            <w:r>
-              <w:rPr>
-                <w:rStyle w:val="VerbatimChar"/>
-              </w:rPr>
-              <w:t xml:space="preserve">MEINH IN (L, ML, KG, G)</w:t>
-            </w:r>
-          </w:p>
-        </w:tc>
-        <w:tc>
-          <w:tcPr/>
-          <w:p>
-            <w:pPr>
-              <w:pStyle w:val="Compact"/>
-              <w:jc w:val="left"/>
-            </w:pPr>
-            <w:r>
-              <w:t xml:space="preserve">first unit in that preference order that is not the material’s base unit; pack =</w:t>
-            </w:r>
-            <w:r>
-              <w:t xml:space="preserve"> </w:t>
-            </w:r>
-            <w:r>
-              <w:rPr>
-                <w:rStyle w:val="VerbatimChar"/>
-              </w:rPr>
-              <w:t xml:space="preserve">UMREN / UMREZ</w:t>
-            </w:r>
-            <w:r>
-              <w:t xml:space="preserve">; ML and G divided by 1000. Unit codes assumed as internal MSEHI values —</w:t>
-            </w:r>
-            <w:r>
-              <w:t xml:space="preserve"> </w:t>
-            </w:r>
-            <w:r>
-              <w:rPr>
-                <w:bCs/>
-                <w:b/>
-              </w:rPr>
-              <w:t xml:space="preserve">query M5</w:t>
-            </w:r>
-            <w:r>
-              <w:t xml:space="preserve">. The preference list is a small internal table at the top of the method</w:t>
-            </w:r>
-          </w:p>
-        </w:tc>
-      </w:tr>
-      <w:tr>
-        <w:tc>
-          <w:tcPr/>
-          <w:p>
-            <w:pPr>
-              <w:pStyle w:val="Compact"/>
-              <w:jc w:val="left"/>
-            </w:pPr>
-            <w:r>
-              <w:rPr>
-                <w:rStyle w:val="VerbatimChar"/>
-              </w:rPr>
-              <w:t xml:space="preserve">READ_CARTONS</w:t>
-            </w:r>
-          </w:p>
-        </w:tc>
-        <w:tc>
-          <w:tcPr/>
-          <w:p>
-            <w:pPr>
-              <w:pStyle w:val="Compact"/>
-              <w:jc w:val="left"/>
-            </w:pPr>
-            <w:r>
-              <w:rPr>
-                <w:rStyle w:val="VerbatimChar"/>
-              </w:rPr>
-              <w:t xml:space="preserve">MVKE</w:t>
-            </w:r>
-          </w:p>
-        </w:tc>
-        <w:tc>
-          <w:tcPr/>
-          <w:p>
-            <w:pPr>
-              <w:pStyle w:val="Compact"/>
-              <w:jc w:val="left"/>
-            </w:pPr>
-            <w:r>
-              <w:t xml:space="preserve">materials,</w:t>
-            </w:r>
-            <w:r>
-              <w:t xml:space="preserve"> </w:t>
-            </w:r>
-            <w:r>
-              <w:rPr>
-                <w:rStyle w:val="VerbatimChar"/>
-              </w:rPr>
-              <w:t xml:space="preserve">VKORG IN</w:t>
-            </w:r>
-            <w:r>
-              <w:t xml:space="preserve"> </w:t>
-            </w:r>
-            <w:r>
-              <w:t xml:space="preserve">the configured sales orgs,</w:t>
-            </w:r>
-            <w:r>
-              <w:t xml:space="preserve"> </w:t>
-            </w:r>
-            <w:r>
-              <w:rPr>
-                <w:rStyle w:val="VerbatimChar"/>
-              </w:rPr>
-              <w:t xml:space="preserve">MVGR1 &lt;&gt; space</w:t>
-            </w:r>
-          </w:p>
-        </w:tc>
-        <w:tc>
-          <w:tcPr/>
-          <w:p>
-            <w:pPr>
-              <w:pStyle w:val="Compact"/>
-              <w:jc w:val="left"/>
-            </w:pPr>
-            <w:r>
-              <w:rPr>
-                <w:rStyle w:val="VerbatimChar"/>
-              </w:rPr>
-              <w:t xml:space="preserve">AUMNG</w:t>
-            </w:r>
-            <w:r>
-              <w:t xml:space="preserve">, read by material + the row’s plant’s VKORG —</w:t>
-            </w:r>
-            <w:r>
-              <w:t xml:space="preserve"> </w:t>
-            </w:r>
-            <w:r>
-              <w:rPr>
-                <w:bCs/>
-                <w:b/>
-              </w:rPr>
-              <w:t xml:space="preserve">query Q2</w:t>
+              <w:t xml:space="preserve">READ_GROUP_TEXTS</w:t>
+            </w:r>
+          </w:p>
+        </w:tc>
+        <w:tc>
+          <w:tcPr/>
+          <w:p>
+            <w:pPr>
+              <w:pStyle w:val="Compact"/>
+              <w:jc w:val="left"/>
+            </w:pPr>
+            <w:r>
+              <w:rPr>
+                <w:rStyle w:val="VerbatimChar"/>
+              </w:rPr>
+              <w:t xml:space="preserve">TVM1T</w:t>
+            </w:r>
+            <w:r>
+              <w:t xml:space="preserve">..</w:t>
+            </w:r>
+            <w:r>
+              <w:rPr>
+                <w:rStyle w:val="VerbatimChar"/>
+              </w:rPr>
+              <w:t xml:space="preserve">TVM5T</w:t>
+            </w:r>
+          </w:p>
+        </w:tc>
+        <w:tc>
+          <w:tcPr/>
+          <w:p>
+            <w:pPr>
+              <w:pStyle w:val="Compact"/>
+              <w:jc w:val="left"/>
+            </w:pPr>
+            <w:r>
+              <w:t xml:space="preserve">logon language, whole tables</w:t>
+            </w:r>
+          </w:p>
+        </w:tc>
+        <w:tc>
+          <w:tcPr/>
+          <w:p>
+            <w:pPr>
+              <w:pStyle w:val="Compact"/>
+              <w:jc w:val="left"/>
+            </w:pPr>
+            <w:r>
+              <w:t xml:space="preserve">descriptions for groups 1..5</w:t>
             </w:r>
           </w:p>
         </w:tc>
@@ -4719,6 +4749,27 @@
       </w:r>
       <w:r>
         <w:t xml:space="preserve">,</w:t>
+      </w:r>
+      <w:r>
+        <w:t xml:space="preserve"> </w:t>
+      </w:r>
+      <w:r>
+        <w:rPr>
+          <w:rStyle w:val="VerbatimChar"/>
+        </w:rPr>
+        <w:t xml:space="preserve">MVGR1..5</w:t>
+      </w:r>
+      <w:r>
+        <w:t xml:space="preserve"> </w:t>
+      </w:r>
+      <w:r>
+        <w:t xml:space="preserve">with texts</w:t>
+      </w:r>
+      <w:r>
+        <w:t xml:space="preserve"> </w:t>
+      </w:r>
+      <w:r>
+        <w:t xml:space="preserve">(cleared first, then filled from the 4000 view),</w:t>
       </w:r>
       <w:r>
         <w:t xml:space="preserve"> </w:t>
@@ -5357,55 +5408,34 @@
         <w:rPr>
           <w:rStyle w:val="VerbatimChar"/>
         </w:rPr>
-        <w:t xml:space="preserve">ADD_MSG</w:t>
-      </w:r>
-      <w:r>
-        <w:t xml:space="preserve"> </w:t>
-      </w:r>
-      <w:r>
-        <w:t xml:space="preserve">builds a</w:t>
-      </w:r>
-      <w:r>
-        <w:t xml:space="preserve"> </w:t>
-      </w:r>
-      <w:r>
-        <w:rPr>
-          <w:rStyle w:val="VerbatimChar"/>
-        </w:rPr>
-        <w:t xml:space="preserve">BAPIRET2</w:t>
-      </w:r>
-      <w:r>
-        <w:t xml:space="preserve"> </w:t>
-      </w:r>
-      <w:r>
-        <w:t xml:space="preserve">with</w:t>
-      </w:r>
-      <w:r>
-        <w:t xml:space="preserve"> </w:t>
-      </w:r>
-      <w:r>
-        <w:rPr>
-          <w:rStyle w:val="VerbatimChar"/>
-        </w:rPr>
-        <w:t xml:space="preserve">MESSAGE … INTO</w:t>
-      </w:r>
-      <w:r>
-        <w:t xml:space="preserve"> </w:t>
-      </w:r>
-      <w:r>
-        <w:t xml:space="preserve">from</w:t>
-      </w:r>
-      <w:r>
-        <w:t xml:space="preserve"> </w:t>
-      </w:r>
-      <w:r>
-        <w:rPr>
-          <w:rStyle w:val="VerbatimChar"/>
-        </w:rPr>
-        <w:t xml:space="preserve">ZPP_FCST</w:t>
-      </w:r>
-      <w:r>
-        <w:t xml:space="preserve">.</w:t>
+        <w:t xml:space="preserve">ENRICH</w:t>
+      </w:r>
+      <w:r>
+        <w:t xml:space="preserve"> </w:t>
+      </w:r>
+      <w:r>
+        <w:t xml:space="preserve">keeps its</w:t>
+      </w:r>
+      <w:r>
+        <w:t xml:space="preserve"> </w:t>
+      </w:r>
+      <w:r>
+        <w:rPr>
+          <w:rStyle w:val="VerbatimChar"/>
+        </w:rPr>
+        <w:t xml:space="preserve">ct_msg</w:t>
+      </w:r>
+      <w:r>
+        <w:t xml:space="preserve"> </w:t>
+      </w:r>
+      <w:r>
+        <w:t xml:space="preserve">parameter for the caller’s run log but writes nothing to it</w:t>
+      </w:r>
+      <w:r>
+        <w:t xml:space="preserve"> </w:t>
+      </w:r>
+      <w:r>
+        <w:t xml:space="preserve">since 22/10/26.</w:t>
       </w:r>
     </w:p>
     <w:p>
@@ -9510,7 +9540,7 @@
               <w:t xml:space="preserve"> </w:t>
             </w:r>
             <w:r>
-              <w:t xml:space="preserve">(VKORG for</w:t>
+              <w:t xml:space="preserve">(VKORG for its own</w:t>
             </w:r>
             <w:r>
               <w:t xml:space="preserve"> </w:t>
@@ -9525,7 +9555,7 @@
               <w:t xml:space="preserve"> </w:t>
             </w:r>
             <w:r>
-              <w:t xml:space="preserve">reads, default 1100 if no row — hence the Paints config row),</w:t>
+              <w:t xml:space="preserve">reads, default 1100 — the Paints class re-reads the groups with 4000 and overwrites them),</w:t>
             </w:r>
             <w:r>
               <w:t xml:space="preserve"> </w:t>
@@ -10797,31 +10827,31 @@
               <w:rPr>
                 <w:rStyle w:val="VerbatimChar"/>
               </w:rPr>
-              <w:t xml:space="preserve">GC_VKORG_DEFAULT</w:t>
-            </w:r>
-          </w:p>
-        </w:tc>
-        <w:tc>
-          <w:tcPr/>
-          <w:p>
-            <w:pPr>
-              <w:pStyle w:val="Compact"/>
-              <w:jc w:val="left"/>
-            </w:pPr>
-            <w:r>
-              <w:t xml:space="preserve">4000 when no config row; message 018</w:t>
-            </w:r>
-          </w:p>
-        </w:tc>
-        <w:tc>
-          <w:tcPr/>
-          <w:p>
-            <w:pPr>
-              <w:pStyle w:val="Compact"/>
-              <w:jc w:val="left"/>
-            </w:pPr>
-            <w:r>
-              <w:t xml:space="preserve">M4, M1</w:t>
+              <w:t xml:space="preserve">GC_VKORG</w:t>
+            </w:r>
+          </w:p>
+        </w:tc>
+        <w:tc>
+          <w:tcPr/>
+          <w:p>
+            <w:pPr>
+              <w:pStyle w:val="Compact"/>
+              <w:jc w:val="left"/>
+            </w:pPr>
+            <w:r>
+              <w:t xml:space="preserve">4000 hardcoded as FS row 91 states; groups and carton read from that view</w:t>
+            </w:r>
+          </w:p>
+        </w:tc>
+        <w:tc>
+          <w:tcPr/>
+          <w:p>
+            <w:pPr>
+              <w:pStyle w:val="Compact"/>
+              <w:jc w:val="left"/>
+            </w:pPr>
+            <w:r>
+              <w:t xml:space="preserve">M4</w:t>
             </w:r>
           </w:p>
         </w:tc>
@@ -11247,7 +11277,7 @@
         <w:pStyle w:val="Compact"/>
       </w:pPr>
       <w:r>
-        <w:t xml:space="preserve">SM30 config rows for the Paints plants: not confirmed.</w:t>
+        <w:t xml:space="preserve">(dropped) sales organisation is hardcoded; no config row.</w:t>
       </w:r>
     </w:p>
     <w:p>

--- a/kpmg/zpp_forecast_paints/docs/ZFORECAST_Paints_Technical_Handover.docx
+++ b/kpmg/zpp_forecast_paints/docs/ZFORECAST_Paints_Technical_Handover.docx
@@ -22,7 +22,7 @@
         <w:t xml:space="preserve"> </w:t>
       </w:r>
       <w:r>
-        <w:t xml:space="preserve">Written 22.10.2026 by Arnav Johri. Development system only. Transport</w:t>
+        <w:t xml:space="preserve">Written 22.10.2026, updated 23.10.2026, by Arnav Johri. Development system only. Transport</w:t>
       </w:r>
       <w:r>
         <w:t xml:space="preserve"> </w:t>
@@ -760,6 +760,154 @@
             </w:pPr>
             <w:r>
               <w:t xml:space="preserve">test not started</w:t>
+            </w:r>
+          </w:p>
+        </w:tc>
+      </w:tr>
+      <w:tr>
+        <w:tc>
+          <w:tcPr/>
+          <w:p>
+            <w:pPr>
+              <w:pStyle w:val="Compact"/>
+              <w:jc w:val="left"/>
+            </w:pPr>
+            <w:r>
+              <w:t xml:space="preserve">22/10 PM</w:t>
+            </w:r>
+          </w:p>
+        </w:tc>
+        <w:tc>
+          <w:tcPr/>
+          <w:p>
+            <w:pPr>
+              <w:pStyle w:val="Compact"/>
+              <w:jc w:val="left"/>
+            </w:pPr>
+            <w:r>
+              <w:t xml:space="preserve">Sales organisation 4000 hardcoded in</w:t>
+            </w:r>
+            <w:r>
+              <w:t xml:space="preserve"> </w:t>
+            </w:r>
+            <w:r>
+              <w:rPr>
+                <w:rStyle w:val="VerbatimChar"/>
+              </w:rPr>
+              <w:t xml:space="preserve">ZCL_PP_FCST_PNT</w:t>
+            </w:r>
+            <w:r>
+              <w:t xml:space="preserve"> </w:t>
+            </w:r>
+            <w:r>
+              <w:t xml:space="preserve">(</w:t>
+            </w:r>
+            <w:r>
+              <w:rPr>
+                <w:rStyle w:val="VerbatimChar"/>
+              </w:rPr>
+              <w:t xml:space="preserve">GC_VKORG</w:t>
+            </w:r>
+            <w:r>
+              <w:t xml:space="preserve">); material groups re-read from that view; config read,</w:t>
+            </w:r>
+            <w:r>
+              <w:t xml:space="preserve"> </w:t>
+            </w:r>
+            <w:r>
+              <w:rPr>
+                <w:rStyle w:val="VerbatimChar"/>
+              </w:rPr>
+              <w:t xml:space="preserve">READ_CARTONS</w:t>
+            </w:r>
+            <w:r>
+              <w:t xml:space="preserve">,</w:t>
+            </w:r>
+            <w:r>
+              <w:t xml:space="preserve"> </w:t>
+            </w:r>
+            <w:r>
+              <w:rPr>
+                <w:rStyle w:val="VerbatimChar"/>
+              </w:rPr>
+              <w:t xml:space="preserve">ADD_MSG</w:t>
+            </w:r>
+            <w:r>
+              <w:t xml:space="preserve"> </w:t>
+            </w:r>
+            <w:r>
+              <w:t xml:space="preserve">removed; class-only delta ZIP</w:t>
+            </w:r>
+          </w:p>
+        </w:tc>
+        <w:tc>
+          <w:tcPr/>
+          <w:p>
+            <w:pPr>
+              <w:pStyle w:val="Compact"/>
+              <w:jc w:val="left"/>
+            </w:pPr>
+            <w:r>
+              <w:t xml:space="preserve">Arnav:</w:t>
+            </w:r>
+            <w:r>
+              <w:t xml:space="preserve"> </w:t>
+            </w:r>
+            <w:r>
+              <w:t xml:space="preserve">“</w:t>
+            </w:r>
+            <w:r>
+              <w:t xml:space="preserve">we want hard coded 4000 as per the FS</w:t>
+            </w:r>
+            <w:r>
+              <w:t xml:space="preserve">”</w:t>
+            </w:r>
+          </w:p>
+        </w:tc>
+      </w:tr>
+      <w:tr>
+        <w:tc>
+          <w:tcPr/>
+          <w:p>
+            <w:pPr>
+              <w:pStyle w:val="Compact"/>
+              <w:jc w:val="left"/>
+            </w:pPr>
+            <w:r>
+              <w:t xml:space="preserve">23/10</w:t>
+            </w:r>
+          </w:p>
+        </w:tc>
+        <w:tc>
+          <w:tcPr/>
+          <w:p>
+            <w:pPr>
+              <w:pStyle w:val="Compact"/>
+              <w:jc w:val="left"/>
+            </w:pPr>
+            <w:r>
+              <w:rPr>
+                <w:rStyle w:val="VerbatimChar"/>
+              </w:rPr>
+              <w:t xml:space="preserve">HANDOVER.md</w:t>
+            </w:r>
+            <w:r>
+              <w:t xml:space="preserve"> </w:t>
+            </w:r>
+            <w:r>
+              <w:t xml:space="preserve">written for the next ABAPer and their Claude; stale references to the config row cleaned out of every document</w:t>
+            </w:r>
+          </w:p>
+        </w:tc>
+        <w:tc>
+          <w:tcPr/>
+          <w:p>
+            <w:pPr>
+              <w:pStyle w:val="Compact"/>
+              <w:jc w:val="left"/>
+            </w:pPr>
+            <w:r>
+              <w:t xml:space="preserve">handover</w:t>
             </w:r>
           </w:p>
         </w:tc>
@@ -1592,7 +1740,7 @@
               <w:jc w:val="left"/>
             </w:pPr>
             <w:r>
-              <w:t xml:space="preserve">810</w:t>
+              <w:t xml:space="preserve">846</w:t>
             </w:r>
           </w:p>
         </w:tc>
@@ -3622,7 +3770,7 @@
         <w:rPr>
           <w:rStyle w:val="VerbatimChar"/>
         </w:rPr>
-        <w:t xml:space="preserve">CONSTANTS gc_vkorg_default TYPE vkorg   VALUE '4000'.      " ASSUMPTION, query M4</w:t>
+        <w:t xml:space="preserve">CONSTANTS gc_vkorg         TYPE vkorg   VALUE '4000'.      " FS row 91, hardcoded 22/10/26</w:t>
       </w:r>
       <w:r>
         <w:br/>
@@ -10540,6 +10688,15 @@
         <w:rPr>
           <w:rStyle w:val="VerbatimChar"/>
         </w:rPr>
+        <w:t xml:space="preserve">  HANDOVER.md               start here: everything in one file, written for the next ABAPer's Claude</w:t>
+      </w:r>
+      <w:r>
+        <w:br/>
+      </w:r>
+      <w:r>
+        <w:rPr>
+          <w:rStyle w:val="VerbatimChar"/>
+        </w:rPr>
         <w:t xml:space="preserve">  00_TECHNICAL_OBJECTS.md   inventory, import, requirement mapping, column lists, assumptions</w:t>
       </w:r>
       <w:r>
@@ -10950,19 +11107,19 @@
               <w:rPr>
                 <w:rStyle w:val="VerbatimChar"/>
               </w:rPr>
-              <w:t xml:space="preserve">READ_CARTONS</w:t>
-            </w:r>
-          </w:p>
-        </w:tc>
-        <w:tc>
-          <w:tcPr/>
-          <w:p>
-            <w:pPr>
-              <w:pStyle w:val="Compact"/>
-              <w:jc w:val="left"/>
-            </w:pPr>
-            <w:r>
-              <w:t xml:space="preserve">MVKE-AUMNG is the quantity per carton</w:t>
+              <w:t xml:space="preserve">READ_SALES_VIEW</w:t>
+            </w:r>
+          </w:p>
+        </w:tc>
+        <w:tc>
+          <w:tcPr/>
+          <w:p>
+            <w:pPr>
+              <w:pStyle w:val="Compact"/>
+              <w:jc w:val="left"/>
+            </w:pPr>
+            <w:r>
+              <w:t xml:space="preserve">MVKE-AUMNG is the quantity per carton; first distribution channel of 4000</w:t>
             </w:r>
           </w:p>
         </w:tc>
@@ -11265,7 +11422,31 @@
         <w:pStyle w:val="Compact"/>
       </w:pPr>
       <w:r>
-        <w:t xml:space="preserve">Transaction codes: not created; run from SE38 until SE93 is done.</w:t>
+        <w:t xml:space="preserve">Transaction code</w:t>
+      </w:r>
+      <w:r>
+        <w:t xml:space="preserve"> </w:t>
+      </w:r>
+      <w:r>
+        <w:rPr>
+          <w:rStyle w:val="VerbatimChar"/>
+        </w:rPr>
+        <w:t xml:space="preserve">ZFCST_PAINTS</w:t>
+      </w:r>
+      <w:r>
+        <w:t xml:space="preserve">: reported created on 22/10 together with the GUI status, but</w:t>
+      </w:r>
+      <w:r>
+        <w:t xml:space="preserve"> </w:t>
+      </w:r>
+      <w:r>
+        <w:t xml:space="preserve">Arnav asked that tcodes be left out of the handover documents; check SE93 and run from</w:t>
+      </w:r>
+      <w:r>
+        <w:t xml:space="preserve"> </w:t>
+      </w:r>
+      <w:r>
+        <w:t xml:space="preserve">SE38 if it is not there.</w:t>
       </w:r>
     </w:p>
     <w:p>
